--- a/Helmet Detection Results.docx
+++ b/Helmet Detection Results.docx
@@ -76,6 +76,7 @@
             <w:insideH w:val="none" w:color="auto" w:sz="0" w:space="0"/>
             <w:insideV w:val="none" w:color="auto" w:sz="0" w:space="0"/>
           </w:tblBorders>
+          <w:shd w:val="clear" w:color="auto" w:fill="auto"/>
           <w:tblCellMar>
             <w:top w:w="15" w:type="dxa"/>
             <w:left w:w="15" w:type="dxa"/>
@@ -1605,6 +1606,12 @@
             <w:insideV w:val="none" w:color="auto" w:sz="0" w:space="0"/>
           </w:tblBorders>
           <w:shd w:val="clear" w:color="auto" w:fill="auto"/>
+          <w:tblCellMar>
+            <w:top w:w="15" w:type="dxa"/>
+            <w:left w:w="15" w:type="dxa"/>
+            <w:bottom w:w="15" w:type="dxa"/>
+            <w:right w:w="15" w:type="dxa"/>
+          </w:tblCellMar>
         </w:tblPrEx>
         <w:trPr>
           <w:tblCellSpacing w:w="15" w:type="dxa"/>
@@ -2159,10 +2166,108 @@
         </w:tc>
       </w:tr>
     </w:tbl>
+    <w:p/>
+    <w:p/>
     <w:p>
+      <w:pPr>
+        <w:pStyle w:val="7"/>
+        <w:keepNext w:val="0"/>
+        <w:keepLines w:val="0"/>
+        <w:widowControl/>
+        <w:suppressLineNumbers w:val="0"/>
+      </w:pPr>
+      <w:r>
+        <w:t>All 5 runs ranked:</w:t>
+      </w:r>
       <w:bookmarkStart w:id="0" w:name="_GoBack"/>
       <w:bookmarkEnd w:id="0"/>
     </w:p>
+    <w:p>
+      <w:pPr>
+        <w:keepNext w:val="0"/>
+        <w:keepLines w:val="0"/>
+        <w:widowControl/>
+        <w:numPr>
+          <w:ilvl w:val="0"/>
+          <w:numId w:val="2"/>
+        </w:numPr>
+        <w:suppressLineNumbers w:val="0"/>
+        <w:spacing w:before="0" w:beforeAutospacing="1" w:after="0" w:afterAutospacing="1"/>
+        <w:ind w:left="720" w:hanging="360"/>
+      </w:pPr>
+      <w:r>
+        <w:t>helmet_train-6: P 0.8438, R 0.8869, F1 0.8648, mAP50 0.8677, mAP50-95 0.5432, Official F1 0.8703</w:t>
+      </w:r>
+    </w:p>
+    <w:p>
+      <w:pPr>
+        <w:keepNext w:val="0"/>
+        <w:keepLines w:val="0"/>
+        <w:widowControl/>
+        <w:numPr>
+          <w:ilvl w:val="0"/>
+          <w:numId w:val="2"/>
+        </w:numPr>
+        <w:suppressLineNumbers w:val="0"/>
+        <w:spacing w:before="0" w:beforeAutospacing="1" w:after="0" w:afterAutospacing="1"/>
+        <w:ind w:left="720" w:hanging="360"/>
+      </w:pPr>
+      <w:r>
+        <w:t>helmet_train-2/helmet_train: P 0.8082, R 0.8613, F1 0.8339, mAP50 0.8293, mAP50-95 0.5306, Official F1 0.8385</w:t>
+      </w:r>
+    </w:p>
+    <w:p>
+      <w:pPr>
+        <w:keepNext w:val="0"/>
+        <w:keepLines w:val="0"/>
+        <w:widowControl/>
+        <w:numPr>
+          <w:ilvl w:val="0"/>
+          <w:numId w:val="2"/>
+        </w:numPr>
+        <w:suppressLineNumbers w:val="0"/>
+        <w:spacing w:before="0" w:beforeAutospacing="1" w:after="0" w:afterAutospacing="1"/>
+        <w:ind w:left="720" w:hanging="360"/>
+      </w:pPr>
+      <w:r>
+        <w:t>helmet_train-5: P 0.8655, R 0.7518, F1 0.8047, mAP50 0.7388, mAP50-95 0.4678, Official F1 0.8118</w:t>
+      </w:r>
+    </w:p>
+    <w:p>
+      <w:pPr>
+        <w:keepNext w:val="0"/>
+        <w:keepLines w:val="0"/>
+        <w:widowControl/>
+        <w:numPr>
+          <w:ilvl w:val="0"/>
+          <w:numId w:val="2"/>
+        </w:numPr>
+        <w:suppressLineNumbers w:val="0"/>
+        <w:spacing w:before="0" w:beforeAutospacing="1" w:after="0" w:afterAutospacing="1"/>
+        <w:ind w:left="720" w:hanging="360"/>
+      </w:pPr>
+      <w:r>
+        <w:t>helmet_train-3: P 0.7748, R 0.7409, F1 0.7575, mAP50 0.6997, mAP50-95 0.3871, Official F1 0.7613</w:t>
+      </w:r>
+    </w:p>
+    <w:p>
+      <w:pPr>
+        <w:keepNext w:val="0"/>
+        <w:keepLines w:val="0"/>
+        <w:widowControl/>
+        <w:numPr>
+          <w:ilvl w:val="0"/>
+          <w:numId w:val="2"/>
+        </w:numPr>
+        <w:suppressLineNumbers w:val="0"/>
+        <w:spacing w:before="0" w:beforeAutospacing="1" w:after="0" w:afterAutospacing="1"/>
+        <w:ind w:left="720" w:hanging="360"/>
+      </w:pPr>
+      <w:r>
+        <w:t>helmet_train-4: P 0.8431, R 0.6277, F1 0.7197, mAP50 0.5974, mAP50-95 0.3564, Official F1 0.7130</w:t>
+      </w:r>
+    </w:p>
+    <w:p/>
     <w:sectPr>
       <w:pgSz w:w="11906" w:h="16838"/>
       <w:pgMar w:top="1440" w:right="1800" w:bottom="1440" w:left="1800" w:header="720" w:footer="720" w:gutter="0"/>
@@ -2176,6 +2281,155 @@
 <file path=word/numbering.xml><?xml version="1.0" encoding="utf-8"?>
 <w:numbering xmlns:wpc="http://schemas.microsoft.com/office/word/2010/wordprocessingCanvas" xmlns:mc="http://schemas.openxmlformats.org/markup-compatibility/2006" xmlns:o="urn:schemas-microsoft-com:office:office" xmlns:r="http://schemas.openxmlformats.org/officeDocument/2006/relationships" xmlns:m="http://schemas.openxmlformats.org/officeDocument/2006/math" xmlns:v="urn:schemas-microsoft-com:vml" xmlns:wp14="http://schemas.microsoft.com/office/word/2010/wordprocessingDrawing" xmlns:wp="http://schemas.openxmlformats.org/drawingml/2006/wordprocessingDrawing" xmlns:w10="urn:schemas-microsoft-com:office:word" xmlns:w="http://schemas.openxmlformats.org/wordprocessingml/2006/main" xmlns:w14="http://schemas.microsoft.com/office/word/2010/wordml" xmlns:wpg="http://schemas.microsoft.com/office/word/2010/wordprocessingGroup" xmlns:wpi="http://schemas.microsoft.com/office/word/2010/wordprocessingInk" xmlns:wne="http://schemas.microsoft.com/office/word/2006/wordml" xmlns:wps="http://schemas.microsoft.com/office/word/2010/wordprocessingShape" xmlns:wpsCustomData="http://www.wps.cn/officeDocument/2013/wpsCustomData" mc:Ignorable="w14 wp14">
   <w:abstractNum w:abstractNumId="0">
+    <w:nsid w:val="BE94E18E"/>
+    <w:multiLevelType w:val="multilevel"/>
+    <w:tmpl w:val="BE94E18E"/>
+    <w:lvl w:ilvl="0" w:tentative="0">
+      <w:start w:val="1"/>
+      <w:numFmt w:val="decimal"/>
+      <w:lvlText w:val="%1."/>
+      <w:lvlJc w:val="left"/>
+      <w:pPr>
+        <w:tabs>
+          <w:tab w:val="left" w:pos="720"/>
+        </w:tabs>
+        <w:ind w:left="720" w:hanging="360"/>
+      </w:pPr>
+      <w:rPr>
+        <w:sz w:val="24"/>
+        <w:szCs w:val="24"/>
+      </w:rPr>
+    </w:lvl>
+    <w:lvl w:ilvl="1" w:tentative="0">
+      <w:start w:val="1"/>
+      <w:numFmt w:val="decimal"/>
+      <w:lvlText w:val="%2."/>
+      <w:lvlJc w:val="left"/>
+      <w:pPr>
+        <w:tabs>
+          <w:tab w:val="left" w:pos="1440"/>
+        </w:tabs>
+        <w:ind w:left="1440" w:hanging="360"/>
+      </w:pPr>
+      <w:rPr>
+        <w:sz w:val="24"/>
+        <w:szCs w:val="24"/>
+      </w:rPr>
+    </w:lvl>
+    <w:lvl w:ilvl="2" w:tentative="0">
+      <w:start w:val="1"/>
+      <w:numFmt w:val="decimal"/>
+      <w:lvlText w:val="%3."/>
+      <w:lvlJc w:val="left"/>
+      <w:pPr>
+        <w:tabs>
+          <w:tab w:val="left" w:pos="2160"/>
+        </w:tabs>
+        <w:ind w:left="2160" w:hanging="360"/>
+      </w:pPr>
+      <w:rPr>
+        <w:sz w:val="24"/>
+        <w:szCs w:val="24"/>
+      </w:rPr>
+    </w:lvl>
+    <w:lvl w:ilvl="3" w:tentative="0">
+      <w:start w:val="1"/>
+      <w:numFmt w:val="decimal"/>
+      <w:lvlText w:val="%4."/>
+      <w:lvlJc w:val="left"/>
+      <w:pPr>
+        <w:tabs>
+          <w:tab w:val="left" w:pos="2517"/>
+        </w:tabs>
+        <w:ind w:left="2880" w:hanging="360"/>
+      </w:pPr>
+      <w:rPr>
+        <w:sz w:val="24"/>
+        <w:szCs w:val="24"/>
+      </w:rPr>
+    </w:lvl>
+    <w:lvl w:ilvl="4" w:tentative="0">
+      <w:start w:val="1"/>
+      <w:numFmt w:val="decimal"/>
+      <w:lvlText w:val="%5."/>
+      <w:lvlJc w:val="left"/>
+      <w:pPr>
+        <w:tabs>
+          <w:tab w:val="left" w:pos="3238"/>
+        </w:tabs>
+        <w:ind w:left="3600" w:hanging="360"/>
+      </w:pPr>
+      <w:rPr>
+        <w:sz w:val="24"/>
+        <w:szCs w:val="24"/>
+      </w:rPr>
+    </w:lvl>
+    <w:lvl w:ilvl="5" w:tentative="0">
+      <w:start w:val="1"/>
+      <w:numFmt w:val="decimal"/>
+      <w:lvlText w:val="%6."/>
+      <w:lvlJc w:val="left"/>
+      <w:pPr>
+        <w:tabs>
+          <w:tab w:val="left" w:pos="3958"/>
+        </w:tabs>
+        <w:ind w:left="4320" w:hanging="360"/>
+      </w:pPr>
+      <w:rPr>
+        <w:sz w:val="24"/>
+        <w:szCs w:val="24"/>
+      </w:rPr>
+    </w:lvl>
+    <w:lvl w:ilvl="6" w:tentative="0">
+      <w:start w:val="1"/>
+      <w:numFmt w:val="decimal"/>
+      <w:lvlText w:val="%7."/>
+      <w:lvlJc w:val="left"/>
+      <w:pPr>
+        <w:tabs>
+          <w:tab w:val="left" w:pos="4678"/>
+        </w:tabs>
+        <w:ind w:left="5040" w:hanging="360"/>
+      </w:pPr>
+      <w:rPr>
+        <w:sz w:val="24"/>
+        <w:szCs w:val="24"/>
+      </w:rPr>
+    </w:lvl>
+    <w:lvl w:ilvl="7" w:tentative="0">
+      <w:start w:val="1"/>
+      <w:numFmt w:val="decimal"/>
+      <w:lvlText w:val="%8."/>
+      <w:lvlJc w:val="left"/>
+      <w:pPr>
+        <w:tabs>
+          <w:tab w:val="left" w:pos="5398"/>
+        </w:tabs>
+        <w:ind w:left="5760" w:hanging="360"/>
+      </w:pPr>
+      <w:rPr>
+        <w:sz w:val="24"/>
+        <w:szCs w:val="24"/>
+      </w:rPr>
+    </w:lvl>
+    <w:lvl w:ilvl="8" w:tentative="0">
+      <w:start w:val="1"/>
+      <w:numFmt w:val="decimal"/>
+      <w:lvlText w:val="%9."/>
+      <w:lvlJc w:val="left"/>
+      <w:pPr>
+        <w:tabs>
+          <w:tab w:val="left" w:pos="6118"/>
+        </w:tabs>
+        <w:ind w:left="6480" w:hanging="360"/>
+      </w:pPr>
+      <w:rPr>
+        <w:sz w:val="24"/>
+        <w:szCs w:val="24"/>
+      </w:rPr>
+    </w:lvl>
+  </w:abstractNum>
+  <w:abstractNum w:abstractNumId="1">
     <w:nsid w:val="E3327047"/>
     <w:multiLevelType w:val="multilevel"/>
     <w:tmpl w:val="E3327047"/>
@@ -2325,6 +2579,9 @@
     </w:lvl>
   </w:abstractNum>
   <w:num w:numId="1">
+    <w:abstractNumId w:val="1"/>
+  </w:num>
+  <w:num w:numId="2">
     <w:abstractNumId w:val="0"/>
   </w:num>
 </w:numbering>
@@ -2437,7 +2694,7 @@
     <w:lsdException w:unhideWhenUsed="0" w:uiPriority="0" w:semiHidden="0" w:name="HTML Acronym"/>
     <w:lsdException w:unhideWhenUsed="0" w:uiPriority="0" w:semiHidden="0" w:name="HTML Address"/>
     <w:lsdException w:unhideWhenUsed="0" w:uiPriority="0" w:semiHidden="0" w:name="HTML Cite"/>
-    <w:lsdException w:unhideWhenUsed="0" w:uiPriority="0" w:semiHidden="0" w:name="HTML Code"/>
+    <w:lsdException w:qFormat="1" w:unhideWhenUsed="0" w:uiPriority="0" w:semiHidden="0" w:name="HTML Code"/>
     <w:lsdException w:unhideWhenUsed="0" w:uiPriority="0" w:semiHidden="0" w:name="HTML Definition"/>
     <w:lsdException w:unhideWhenUsed="0" w:uiPriority="0" w:semiHidden="0" w:name="HTML Keyboard"/>
     <w:lsdException w:unhideWhenUsed="0" w:uiPriority="0" w:semiHidden="0" w:name="HTML Preformatted"/>
@@ -2664,6 +2921,7 @@
   <w:style w:type="character" w:styleId="6">
     <w:name w:val="HTML Code"/>
     <w:basedOn w:val="4"/>
+    <w:qFormat/>
     <w:uiPriority w:val="0"/>
     <w:rPr>
       <w:rFonts w:ascii="Courier New" w:hAnsi="Courier New" w:cs="Courier New"/>
